--- a/EXPORTS/DOCX/published/niveau2/Dutch/ArubaBonaireCuracao.docx
+++ b/EXPORTS/DOCX/published/niveau2/Dutch/ArubaBonaireCuracao.docx
@@ -605,54 +605,7 @@
           <w:color w:val="000000"/>
           <w:sz w:val="24"/>
         </w:rPr>
-        <w:t>kwamen de eilanden onder gezag van het nieuw gestichte Ko</w:t>
-      </w:r>
-      <w:r>
-        <w:rPr>
-          <w:u w:val="single" w:color="0000ff"/>
-          <w:rFonts w:ascii="Charis SIL Regular" w:hAnsi="Charis SIL Regular" w:eastAsia="Charis SIL Regular"/>
-          <w:b w:val="0"/>
-          <w:i w:val="0"/>
-          <w:color w:val="000000"/>
-          <w:sz w:val="24"/>
-        </w:rPr>
-        <w:hyperlink r:id="rId10" w:history="1">
-          <w:r>
-            <w:rPr>
-              <w:rStyle w:val="Hyperlink"/>
-            </w:rPr>
-            <w:t>ninkrijk</w:t>
-          </w:r>
-        </w:hyperlink>
-      </w:r>
-      <w:r>
-        <w:rPr>
-          <w:u w:val="single" w:color="0000ff"/>
-          <w:rFonts w:ascii="Charis SIL Regular" w:hAnsi="Charis SIL Regular" w:eastAsia="Charis SIL Regular"/>
-          <w:b w:val="0"/>
-          <w:i w:val="0"/>
-          <w:color w:val="000000"/>
-          <w:sz w:val="24"/>
-        </w:rPr>
-        <w:t xml:space="preserve"> </w:t>
-      </w:r>
-      <w:r>
-        <w:rPr>
-          <w:u w:val="single" w:color="0000ff"/>
-          <w:rFonts w:ascii="Charis SIL Regular" w:hAnsi="Charis SIL Regular" w:eastAsia="Charis SIL Regular"/>
-          <w:b w:val="0"/>
-          <w:i w:val="0"/>
-          <w:color w:val="000000"/>
-          <w:sz w:val="24"/>
-        </w:rPr>
-        <w:hyperlink r:id="rId10" w:history="1">
-          <w:r>
-            <w:rPr>
-              <w:rStyle w:val="Hyperlink"/>
-            </w:rPr>
-            <w:t xml:space="preserve">der </w:t>
-          </w:r>
-        </w:hyperlink>
+        <w:t xml:space="preserve">kwamen de eilanden onder gezag van het nieuw gestichte Koninkrijk der </w:t>
       </w:r>
       <w:r>
         <w:rPr>
@@ -1264,6 +1217,7 @@
       </w:r>
       <w:r>
         <w:rPr>
+          <w:u w:val="single" w:color="0000ff"/>
           <w:rFonts w:ascii="Charis SIL Regular" w:hAnsi="Charis SIL Regular" w:eastAsia="Charis SIL Regular"/>
           <w:b w:val="0"/>
           <w:i w:val="0"/>
@@ -1548,7 +1502,7 @@
             <w:rPr>
               <w:rStyle w:val="Hyperlink"/>
             </w:rPr>
-            <w:t>Onderoffici</w:t>
+            <w:t>Onderofficier</w:t>
           </w:r>
         </w:hyperlink>
       </w:r>
@@ -1559,23 +1513,7 @@
           <w:i w:val="0"/>
           <w:color w:val="0000FF"/>
           <w:sz w:val="24"/>
-        </w:rPr>
-        <w:hyperlink r:id="rId16" w:history="1">
-          <w:r>
-            <w:rPr>
-              <w:rStyle w:val="Hyperlink"/>
-            </w:rPr>
-            <w:t>er</w:t>
-          </w:r>
-        </w:hyperlink>
-      </w:r>
-      <w:r>
-        <w:rPr>
-          <w:rFonts w:ascii="Charis SIL Regular" w:hAnsi="Charis SIL Regular" w:eastAsia="Charis SIL Regular"/>
-          <w:b w:val="0"/>
-          <w:i w:val="0"/>
-          <w:color w:val="0000FF"/>
-          <w:sz w:val="24"/>
+          <w:u w:val="single"/>
         </w:rPr>
         <w:t>en</w:t>
       </w:r>
@@ -1742,16 +1680,8 @@
           <w:i w:val="0"/>
           <w:color w:val="0000FF"/>
           <w:sz w:val="24"/>
-          <w:u w:val="single"/>
-        </w:rPr>
-        <w:hyperlink r:id="rId16" w:history="1">
-          <w:r>
-            <w:rPr>
-              <w:rStyle w:val="Hyperlink"/>
-            </w:rPr>
-            <w:t>in</w:t>
-          </w:r>
-        </w:hyperlink>
+        </w:rPr>
+        <w:t>in</w:t>
       </w:r>
       <w:r>
         <w:rPr>
@@ -7065,6 +6995,7 @@
           <w:i w:val="0"/>
           <w:color w:val="0000FF"/>
           <w:sz w:val="24"/>
+          <w:u w:val="single"/>
         </w:rPr>
         <w:t xml:space="preserve"> </w:t>
       </w:r>
@@ -7077,7 +7008,7 @@
           <w:sz w:val="24"/>
           <w:u w:val="single"/>
         </w:rPr>
-        <w:hyperlink r:id="rId35" w:history="1">
+        <w:hyperlink r:id="rId36" w:history="1">
           <w:r>
             <w:rPr>
               <w:rStyle w:val="Hyperlink"/>

--- a/EXPORTS/DOCX/published/niveau2/Dutch/ArubaBonaireCuracao.docx
+++ b/EXPORTS/DOCX/published/niveau2/Dutch/ArubaBonaireCuracao.docx
@@ -605,7 +605,54 @@
           <w:color w:val="000000"/>
           <w:sz w:val="24"/>
         </w:rPr>
-        <w:t xml:space="preserve">kwamen de eilanden onder gezag van het nieuw gestichte Koninkrijk der </w:t>
+        <w:t>kwamen de eilanden onder gezag van het nieuw gestichte Ko</w:t>
+      </w:r>
+      <w:r>
+        <w:rPr>
+          <w:u w:val="single" w:color="0000ff"/>
+          <w:rFonts w:ascii="Charis SIL Regular" w:hAnsi="Charis SIL Regular" w:eastAsia="Charis SIL Regular"/>
+          <w:b w:val="0"/>
+          <w:i w:val="0"/>
+          <w:color w:val="000000"/>
+          <w:sz w:val="24"/>
+        </w:rPr>
+        <w:hyperlink r:id="rId10" w:history="1">
+          <w:r>
+            <w:rPr>
+              <w:rStyle w:val="Hyperlink"/>
+            </w:rPr>
+            <w:t>ninkrijk</w:t>
+          </w:r>
+        </w:hyperlink>
+      </w:r>
+      <w:r>
+        <w:rPr>
+          <w:u w:val="single" w:color="0000ff"/>
+          <w:rFonts w:ascii="Charis SIL Regular" w:hAnsi="Charis SIL Regular" w:eastAsia="Charis SIL Regular"/>
+          <w:b w:val="0"/>
+          <w:i w:val="0"/>
+          <w:color w:val="000000"/>
+          <w:sz w:val="24"/>
+        </w:rPr>
+        <w:t xml:space="preserve"> </w:t>
+      </w:r>
+      <w:r>
+        <w:rPr>
+          <w:u w:val="single" w:color="0000ff"/>
+          <w:rFonts w:ascii="Charis SIL Regular" w:hAnsi="Charis SIL Regular" w:eastAsia="Charis SIL Regular"/>
+          <w:b w:val="0"/>
+          <w:i w:val="0"/>
+          <w:color w:val="000000"/>
+          <w:sz w:val="24"/>
+        </w:rPr>
+        <w:hyperlink r:id="rId10" w:history="1">
+          <w:r>
+            <w:rPr>
+              <w:rStyle w:val="Hyperlink"/>
+            </w:rPr>
+            <w:t xml:space="preserve">der </w:t>
+          </w:r>
+        </w:hyperlink>
       </w:r>
       <w:r>
         <w:rPr>
@@ -1658,7 +1705,7 @@
             <w:rPr>
               <w:rStyle w:val="Hyperlink"/>
             </w:rPr>
-            <w:t>leger</w:t>
+            <w:t>leg</w:t>
           </w:r>
         </w:hyperlink>
       </w:r>
@@ -1669,6 +1716,16 @@
           <w:i w:val="0"/>
           <w:color w:val="0000FF"/>
           <w:sz w:val="24"/>
+        </w:rPr>
+        <w:t>er</w:t>
+      </w:r>
+      <w:r>
+        <w:rPr>
+          <w:rFonts w:ascii="Charis SIL Regular" w:hAnsi="Charis SIL Regular" w:eastAsia="Charis SIL Regular"/>
+          <w:b w:val="0"/>
+          <w:i w:val="0"/>
+          <w:color w:val="0000FF"/>
+          <w:sz w:val="24"/>
           <w:u w:val="single"/>
         </w:rPr>
         <w:t xml:space="preserve"> </w:t>
@@ -1680,8 +1737,16 @@
           <w:i w:val="0"/>
           <w:color w:val="0000FF"/>
           <w:sz w:val="24"/>
-        </w:rPr>
-        <w:t>in</w:t>
+          <w:u w:val="single"/>
+        </w:rPr>
+        <w:hyperlink r:id="rId16" w:history="1">
+          <w:r>
+            <w:rPr>
+              <w:rStyle w:val="Hyperlink"/>
+            </w:rPr>
+            <w:t>in</w:t>
+          </w:r>
+        </w:hyperlink>
       </w:r>
       <w:r>
         <w:rPr>
@@ -6995,20 +7060,19 @@
           <w:i w:val="0"/>
           <w:color w:val="0000FF"/>
           <w:sz w:val="24"/>
+        </w:rPr>
+        <w:t xml:space="preserve"> </w:t>
+      </w:r>
+      <w:r>
+        <w:rPr>
+          <w:rFonts w:ascii="Charis SIL Regular" w:hAnsi="Charis SIL Regular" w:eastAsia="Charis SIL Regular"/>
+          <w:b w:val="0"/>
+          <w:i w:val="0"/>
+          <w:color w:val="0000FF"/>
+          <w:sz w:val="24"/>
           <w:u w:val="single"/>
         </w:rPr>
-        <w:t xml:space="preserve"> </w:t>
-      </w:r>
-      <w:r>
-        <w:rPr>
-          <w:rFonts w:ascii="Charis SIL Regular" w:hAnsi="Charis SIL Regular" w:eastAsia="Charis SIL Regular"/>
-          <w:b w:val="0"/>
-          <w:i w:val="0"/>
-          <w:color w:val="0000FF"/>
-          <w:sz w:val="24"/>
-          <w:u w:val="single"/>
-        </w:rPr>
-        <w:hyperlink r:id="rId36" w:history="1">
+        <w:hyperlink r:id="rId35" w:history="1">
           <w:r>
             <w:rPr>
               <w:rStyle w:val="Hyperlink"/>

--- a/EXPORTS/DOCX/published/niveau2/Dutch/ArubaBonaireCuracao.docx
+++ b/EXPORTS/DOCX/published/niveau2/Dutch/ArubaBonaireCuracao.docx
@@ -1264,7 +1264,6 @@
       </w:r>
       <w:r>
         <w:rPr>
-          <w:u w:val="single" w:color="0000ff"/>
           <w:rFonts w:ascii="Charis SIL Regular" w:hAnsi="Charis SIL Regular" w:eastAsia="Charis SIL Regular"/>
           <w:b w:val="0"/>
           <w:i w:val="0"/>
@@ -1705,19 +1704,9 @@
             <w:rPr>
               <w:rStyle w:val="Hyperlink"/>
             </w:rPr>
-            <w:t>leg</w:t>
+            <w:t>leger</w:t>
           </w:r>
         </w:hyperlink>
-      </w:r>
-      <w:r>
-        <w:rPr>
-          <w:rFonts w:ascii="Charis SIL Regular" w:hAnsi="Charis SIL Regular" w:eastAsia="Charis SIL Regular"/>
-          <w:b w:val="0"/>
-          <w:i w:val="0"/>
-          <w:color w:val="0000FF"/>
-          <w:sz w:val="24"/>
-        </w:rPr>
-        <w:t>er</w:t>
       </w:r>
       <w:r>
         <w:rPr>
@@ -1791,9 +1780,19 @@
             <w:rPr>
               <w:rStyle w:val="Hyperlink"/>
             </w:rPr>
-            <w:t>Indië</w:t>
+            <w:t>Ind</w:t>
           </w:r>
         </w:hyperlink>
+      </w:r>
+      <w:r>
+        <w:rPr>
+          <w:rFonts w:ascii="Charis SIL Regular" w:hAnsi="Charis SIL Regular" w:eastAsia="Charis SIL Regular"/>
+          <w:b w:val="0"/>
+          <w:i w:val="0"/>
+          <w:color w:val="0000FF"/>
+          <w:sz w:val="24"/>
+        </w:rPr>
+        <w:t>ië</w:t>
       </w:r>
       <w:r>
         <w:rPr>
@@ -5407,14 +5406,7 @@
           <w:color w:val="000000"/>
           <w:sz w:val="24"/>
         </w:rPr>
-        <w:hyperlink r:id="rId30" w:history="1">
-          <w:r>
-            <w:rPr>
-              <w:rStyle w:val="Hyperlink"/>
-            </w:rPr>
-            <w:t>jft de pre-ko</w:t>
-          </w:r>
-        </w:hyperlink>
+        <w:t>jft de pre-ko</w:t>
       </w:r>
       <w:r>
         <w:rPr>
@@ -7060,6 +7052,7 @@
           <w:i w:val="0"/>
           <w:color w:val="0000FF"/>
           <w:sz w:val="24"/>
+          <w:u w:val="single"/>
         </w:rPr>
         <w:t xml:space="preserve"> </w:t>
       </w:r>
@@ -7305,6 +7298,7 @@
       </w:r>
       <w:r>
         <w:rPr>
+          <w:u w:val="single" w:color="0000ff"/>
           <w:rFonts w:ascii="Charis SIL Regular" w:hAnsi="Charis SIL Regular" w:eastAsia="Charis SIL Regular"/>
           <w:b w:val="0"/>
           <w:i w:val="0"/>
